--- a/docs/Canonical/AlphaOmega/AlphaOmega_Technical_Specifications.docx
+++ b/docs/Canonical/AlphaOmega/AlphaOmega_Technical_Specifications.docx
@@ -53,15 +53,7 @@
         <w:spacing w:after="120" w:line="252" w:lineRule="auto"/>
       </w:pPr>
       <w:r>
-        <w:t xml:space="preserve">Each chapter defines </w:t>
-      </w:r>
-      <w:proofErr w:type="gramStart"/>
-      <w:r>
-        <w:t>a technical</w:t>
-      </w:r>
-      <w:proofErr w:type="gramEnd"/>
-      <w:r>
-        <w:t xml:space="preserve"> responsibility, the information it receives or controls, the rules it must follow, what it must not do, and what other parts of AlphaOmega may rely on after it succeeds. </w:t>
+        <w:t xml:space="preserve">Each chapter defines a technical responsibility, the information it receives or controls, the rules it must follow, what it must not do, and what other parts of AlphaOmega may rely on after it succeeds. </w:t>
       </w:r>
     </w:p>
     <w:p>
@@ -380,15 +372,7 @@
         <w:spacing w:after="120" w:line="252" w:lineRule="auto"/>
       </w:pPr>
       <w:r>
-        <w:t xml:space="preserve">When an AlphaOmega function creates </w:t>
-      </w:r>
-      <w:proofErr w:type="gramStart"/>
-      <w:r>
-        <w:t>information</w:t>
-      </w:r>
-      <w:proofErr w:type="gramEnd"/>
-      <w:r>
-        <w:t xml:space="preserve"> it owns and successfully validates it, later functions shall use that validated information rather than recreating or silently changing it. If the information is wrong, the responsible function shall correct it.</w:t>
+        <w:t>When an AlphaOmega function creates information it owns and successfully validates it, later functions shall use that validated information rather than recreating or silently changing it. If the information is wrong, the responsible function shall correct it.</w:t>
       </w:r>
     </w:p>
     <w:p>
@@ -458,10 +442,26 @@
     </w:p>
     <w:p>
       <w:pPr>
+        <w:pStyle w:val="Heading2"/>
+      </w:pPr>
+      <w:r>
+        <w:t>Operation-Specific Records</w:t>
+      </w:r>
+    </w:p>
+    <w:p>
+      <w:pPr>
         <w:spacing w:after="120" w:line="252" w:lineRule="auto"/>
       </w:pPr>
       <w:r>
-        <w:t>Processing Jobs may represent synchronization, Source Container Refresh, or other AlphaOmega operations. A Processing Job shall contain information common to tracked operations and shall not accumulate fields that belong only to one specific type of operation.</w:t>
+        <w:t>When an operation needs information that does not belong in the general Processing Job, AlphaOmega shall store that information in an operation-specific record. A Synchronization Run is the operation-specific record for synchronization. It identifies the Source and Source Container that define the synchronization scope.</w:t>
+      </w:r>
+    </w:p>
+    <w:p>
+      <w:pPr>
+        <w:spacing w:after="120" w:line="252" w:lineRule="auto"/>
+      </w:pPr>
+      <w:r>
+        <w:t>Each production synchronization execution shall have exactly one Synchronization Run linked to exactly one Processing Job. The Synchronization Run shall not duplicate general Processing Job status, common start or completion times, or general failure information.</w:t>
       </w:r>
     </w:p>
     <w:p>
@@ -469,7 +469,7 @@
         <w:pStyle w:val="Heading2"/>
       </w:pPr>
       <w:r>
-        <w:t>Operation-Specific Records</w:t>
+        <w:t>Why a Rejected Request Is Not a Failed Processing Job</w:t>
       </w:r>
     </w:p>
     <w:p>
@@ -477,39 +477,7 @@
         <w:spacing w:after="120" w:line="252" w:lineRule="auto"/>
       </w:pPr>
       <w:r>
-        <w:t>When an operation needs information that does not belong in the general Processing Job, AlphaOmega shall store that information in an operation-specific record. A Synchronization Run is the operation-specific record for synchronization. It identifies the Source and Source Container that define the synchronization scope.</w:t>
-      </w:r>
-    </w:p>
-    <w:p>
-      <w:pPr>
-        <w:spacing w:after="120" w:line="252" w:lineRule="auto"/>
-      </w:pPr>
-      <w:r>
-        <w:t>Each production synchronization execution shall have exactly one Synchronization Run linked to exactly one Processing Job. The Synchronization Run shall not duplicate general Processing Job status, common start or completion times, or general failure information.</w:t>
-      </w:r>
-    </w:p>
-    <w:p>
-      <w:pPr>
-        <w:pStyle w:val="Heading2"/>
-      </w:pPr>
-      <w:r>
-        <w:t>Why a Rejected Request Is Not a Failed Processing Job</w:t>
-      </w:r>
-    </w:p>
-    <w:p>
-      <w:pPr>
-        <w:spacing w:after="120" w:line="252" w:lineRule="auto"/>
-      </w:pPr>
-      <w:r>
-        <w:t xml:space="preserve">A request is not </w:t>
-      </w:r>
-      <w:proofErr w:type="gramStart"/>
-      <w:r>
-        <w:t>a running</w:t>
-      </w:r>
-      <w:proofErr w:type="gramEnd"/>
-      <w:r>
-        <w:t xml:space="preserve"> AlphaOmega operation until AlphaOmega has approved and reserved it. If AlphaOmega determines before reservation that the request cannot start, AlphaOmega shall reject the request without creating a failed Processing Job. No job failed because no job was started.</w:t>
+        <w:t>A request is not a running AlphaOmega operation until AlphaOmega has approved and reserved it. If AlphaOmega determines before reservation that the request cannot start, AlphaOmega shall reject the request without creating a failed Processing Job. No job failed because no job was started.</w:t>
       </w:r>
     </w:p>
     <w:p>
@@ -687,7 +655,6 @@
         <w:spacing w:after="40"/>
       </w:pPr>
       <w:r>
-        <w:lastRenderedPageBreak/>
         <w:t>Create the Processing Job and Synchronization Run required for the approved operation.</w:t>
       </w:r>
     </w:p>
@@ -709,6 +676,7 @@
         <w:spacing w:after="120" w:line="252" w:lineRule="auto"/>
       </w:pPr>
       <w:r>
+        <w:lastRenderedPageBreak/>
         <w:t>Request checking shall not perform Translator, Discovery, Extraction, Load, or other synchronization-stage work.</w:t>
       </w:r>
     </w:p>
@@ -877,16 +845,32 @@
         <w:pStyle w:val="Heading1"/>
       </w:pPr>
       <w:r>
+        <w:t>5. Source Container Refresh</w:t>
+      </w:r>
+    </w:p>
+    <w:p>
+      <w:pPr>
+        <w:pStyle w:val="Heading2"/>
+      </w:pPr>
+      <w:r>
+        <w:t>Purpose</w:t>
+      </w:r>
+    </w:p>
+    <w:p>
+      <w:pPr>
+        <w:spacing w:after="120" w:line="252" w:lineRule="auto"/>
+      </w:pPr>
+      <w:r>
+        <w:t>Source Container Refresh updates AlphaOmega's saved record of the structure inside one registered Source of Truth. It maintains the Source Container Catalog used for navigation and synchronization scope selection. Refresh does not synchronize source content and does not create or update Knowledge Objects.</w:t>
+      </w:r>
+    </w:p>
+    <w:p>
+      <w:pPr>
+        <w:pStyle w:val="Heading2"/>
+      </w:pPr>
+      <w:r>
         <w:lastRenderedPageBreak/>
-        <w:t>5. Source Container Refresh</w:t>
-      </w:r>
-    </w:p>
-    <w:p>
-      <w:pPr>
-        <w:pStyle w:val="Heading2"/>
-      </w:pPr>
-      <w:r>
-        <w:t>Purpose</w:t>
+        <w:t>Refresh Scope</w:t>
       </w:r>
     </w:p>
     <w:p>
@@ -894,39 +878,7 @@
         <w:spacing w:after="120" w:line="252" w:lineRule="auto"/>
       </w:pPr>
       <w:r>
-        <w:t xml:space="preserve">Source Container Refresh updates AlphaOmega's saved record of the structure inside one registered Source of Truth. It maintains the Source Container Catalog used for navigation and synchronization scope selection. Refresh does not synchronize source content and does not </w:t>
-      </w:r>
-      <w:proofErr w:type="gramStart"/>
-      <w:r>
-        <w:t>create</w:t>
-      </w:r>
-      <w:proofErr w:type="gramEnd"/>
-      <w:r>
-        <w:t xml:space="preserve"> or update Knowledge Objects.</w:t>
-      </w:r>
-    </w:p>
-    <w:p>
-      <w:pPr>
-        <w:pStyle w:val="Heading2"/>
-      </w:pPr>
-      <w:r>
-        <w:t>Refresh Scope</w:t>
-      </w:r>
-    </w:p>
-    <w:p>
-      <w:pPr>
-        <w:spacing w:after="120" w:line="252" w:lineRule="auto"/>
-      </w:pPr>
-      <w:r>
-        <w:t xml:space="preserve">Refresh operates against one </w:t>
-      </w:r>
-      <w:proofErr w:type="gramStart"/>
-      <w:r>
-        <w:t>complete</w:t>
-      </w:r>
-      <w:proofErr w:type="gramEnd"/>
-      <w:r>
-        <w:t xml:space="preserve"> registered Source. A partial Source Container refresh is not defined by these specifications.</w:t>
+        <w:t>Refresh operates against one complete registered Source. A partial Source Container refresh is not defined by these specifications.</w:t>
       </w:r>
     </w:p>
     <w:p>
@@ -973,15 +925,7 @@
         <w:spacing w:after="40"/>
       </w:pPr>
       <w:r>
-        <w:t xml:space="preserve">Ask the </w:t>
-      </w:r>
-      <w:proofErr w:type="gramStart"/>
-      <w:r>
-        <w:t>responsible Connector</w:t>
-      </w:r>
-      <w:proofErr w:type="gramEnd"/>
-      <w:r>
-        <w:t xml:space="preserve"> for the complete Source Container structure.</w:t>
+        <w:t>Ask the responsible Connector for the complete Source Container structure.</w:t>
       </w:r>
     </w:p>
     <w:p>
@@ -1075,15 +1019,7 @@
         <w:spacing w:after="40"/>
       </w:pPr>
       <w:r>
-        <w:t xml:space="preserve">Every represented parent that is required to exist is present in </w:t>
-      </w:r>
-      <w:proofErr w:type="gramStart"/>
-      <w:r>
-        <w:t>the complete</w:t>
-      </w:r>
-      <w:proofErr w:type="gramEnd"/>
-      <w:r>
-        <w:t xml:space="preserve"> observation.</w:t>
+        <w:t>Every represented parent that is required to exist is present in the complete observation.</w:t>
       </w:r>
     </w:p>
     <w:p>
@@ -1179,23 +1115,23 @@
         <w:pStyle w:val="Heading2"/>
       </w:pPr>
       <w:r>
+        <w:t>Failure to Observe Is Not Proof of Absence</w:t>
+      </w:r>
+    </w:p>
+    <w:p>
+      <w:pPr>
+        <w:spacing w:after="120" w:line="252" w:lineRule="auto"/>
+      </w:pPr>
+      <w:r>
+        <w:t>Partial enumeration, Connector failure, authentication failure, Source-of-Truth unavailability, validation failure, interrupted refresh, or any other condition that prevents a successful complete observation shall not be used as proof that a Source Container was removed.</w:t>
+      </w:r>
+    </w:p>
+    <w:p>
+      <w:pPr>
+        <w:pStyle w:val="Heading1"/>
+      </w:pPr>
+      <w:r>
         <w:lastRenderedPageBreak/>
-        <w:t>Failure to Observe Is Not Proof of Absence</w:t>
-      </w:r>
-    </w:p>
-    <w:p>
-      <w:pPr>
-        <w:spacing w:after="120" w:line="252" w:lineRule="auto"/>
-      </w:pPr>
-      <w:r>
-        <w:t>Partial enumeration, Connector failure, authentication failure, Source-of-Truth unavailability, validation failure, interrupted refresh, or any other condition that prevents a successful complete observation shall not be used as proof that a Source Container was removed.</w:t>
-      </w:r>
-    </w:p>
-    <w:p>
-      <w:pPr>
-        <w:pStyle w:val="Heading1"/>
-      </w:pPr>
-      <w:r>
         <w:t>6. Synchronization Execution</w:t>
       </w:r>
     </w:p>
@@ -1329,31 +1265,31 @@
         <w:pStyle w:val="Heading1"/>
       </w:pPr>
       <w:r>
+        <w:t>7. Synchronization Error Rules</w:t>
+      </w:r>
+    </w:p>
+    <w:p>
+      <w:pPr>
+        <w:pStyle w:val="Heading2"/>
+      </w:pPr>
+      <w:r>
+        <w:t>Record Error</w:t>
+      </w:r>
+    </w:p>
+    <w:p>
+      <w:pPr>
+        <w:spacing w:after="120" w:line="252" w:lineRule="auto"/>
+      </w:pPr>
+      <w:r>
+        <w:t>A record error affects one source object while the stage can still perform its job for other records. AlphaOmega shall stop that record, record the error, prevent dependent later stages from processing that record, and continue other eligible records.</w:t>
+      </w:r>
+    </w:p>
+    <w:p>
+      <w:pPr>
+        <w:pStyle w:val="Heading2"/>
+      </w:pPr>
+      <w:r>
         <w:lastRenderedPageBreak/>
-        <w:t>7. Synchronization Error Rules</w:t>
-      </w:r>
-    </w:p>
-    <w:p>
-      <w:pPr>
-        <w:pStyle w:val="Heading2"/>
-      </w:pPr>
-      <w:r>
-        <w:t>Record Error</w:t>
-      </w:r>
-    </w:p>
-    <w:p>
-      <w:pPr>
-        <w:spacing w:after="120" w:line="252" w:lineRule="auto"/>
-      </w:pPr>
-      <w:r>
-        <w:t>A record error affects one source object while the stage can still perform its job for other records. AlphaOmega shall stop that record, record the error, prevent dependent later stages from processing that record, and continue other eligible records.</w:t>
-      </w:r>
-    </w:p>
-    <w:p>
-      <w:pPr>
-        <w:pStyle w:val="Heading2"/>
-      </w:pPr>
-      <w:r>
         <w:t>Stage Failure</w:t>
       </w:r>
     </w:p>
@@ -1489,23 +1425,7 @@
           <w:rFonts w:eastAsia="Times New Roman" w:cs="Courier New"/>
           <w:szCs w:val="21"/>
         </w:rPr>
-        <w:t xml:space="preserve">Completed </w:t>
-      </w:r>
-      <w:proofErr w:type="gramStart"/>
-      <w:r>
-        <w:rPr>
-          <w:rFonts w:eastAsia="Times New Roman" w:cs="Courier New"/>
-          <w:szCs w:val="21"/>
-        </w:rPr>
-        <w:t>With</w:t>
-      </w:r>
-      <w:proofErr w:type="gramEnd"/>
-      <w:r>
-        <w:rPr>
-          <w:rFonts w:eastAsia="Times New Roman" w:cs="Courier New"/>
-          <w:szCs w:val="21"/>
-        </w:rPr>
-        <w:t xml:space="preserve"> Errors</w:t>
+        <w:t>Completed With Errors</w:t>
       </w:r>
       <w:r>
         <w:rPr>
@@ -1667,23 +1587,7 @@
           <w:rFonts w:eastAsia="Times New Roman" w:cs="Times New Roman"/>
           <w:szCs w:val="21"/>
         </w:rPr>
-        <w:t xml:space="preserve">Record-level errors shall remain available in the stage's diagnostic output and shall not be hidden merely because the stage itself </w:t>
-      </w:r>
-      <w:proofErr w:type="gramStart"/>
-      <w:r>
-        <w:rPr>
-          <w:rFonts w:eastAsia="Times New Roman" w:cs="Times New Roman"/>
-          <w:szCs w:val="21"/>
-        </w:rPr>
-        <w:t>completed</w:t>
-      </w:r>
-      <w:proofErr w:type="gramEnd"/>
-      <w:r>
-        <w:rPr>
-          <w:rFonts w:eastAsia="Times New Roman" w:cs="Times New Roman"/>
-          <w:szCs w:val="21"/>
-        </w:rPr>
-        <w:t xml:space="preserve"> successfully.</w:t>
+        <w:t>Record-level errors shall remain available in the stage's diagnostic output and shall not be hidden merely because the stage itself completed successfully.</w:t>
       </w:r>
     </w:p>
     <w:p>
@@ -1691,47 +1595,47 @@
         <w:pStyle w:val="Heading1"/>
       </w:pPr>
       <w:r>
+        <w:t>8. Connector Technical Rules</w:t>
+      </w:r>
+    </w:p>
+    <w:p>
+      <w:pPr>
+        <w:pStyle w:val="Heading2"/>
+      </w:pPr>
+      <w:r>
+        <w:t>Purpose</w:t>
+      </w:r>
+    </w:p>
+    <w:p>
+      <w:pPr>
+        <w:spacing w:after="120" w:line="252" w:lineRule="auto"/>
+      </w:pPr>
+      <w:r>
+        <w:t>Connector is the synchronization stage responsible for communicating with an approved Source of Truth. It understands the source-specific API or access method and returns a complete representation of the requested scope.</w:t>
+      </w:r>
+    </w:p>
+    <w:p>
+      <w:pPr>
+        <w:pStyle w:val="Heading2"/>
+      </w:pPr>
+      <w:r>
+        <w:t>Connector Inputs</w:t>
+      </w:r>
+    </w:p>
+    <w:p>
+      <w:pPr>
+        <w:spacing w:after="120" w:line="252" w:lineRule="auto"/>
+      </w:pPr>
+      <w:r>
+        <w:t>Connector receives the registered Source, the requested synchronization scope, and the source-specific configuration needed to communicate with the Source of Truth. Connector shall use the scope AlphaOmega approved and shall not redefine it.</w:t>
+      </w:r>
+    </w:p>
+    <w:p>
+      <w:pPr>
+        <w:pStyle w:val="Heading2"/>
+      </w:pPr>
+      <w:r>
         <w:lastRenderedPageBreak/>
-        <w:t>8. Connector Technical Rules</w:t>
-      </w:r>
-    </w:p>
-    <w:p>
-      <w:pPr>
-        <w:pStyle w:val="Heading2"/>
-      </w:pPr>
-      <w:r>
-        <w:t>Purpose</w:t>
-      </w:r>
-    </w:p>
-    <w:p>
-      <w:pPr>
-        <w:spacing w:after="120" w:line="252" w:lineRule="auto"/>
-      </w:pPr>
-      <w:r>
-        <w:t>Connector is the synchronization stage responsible for communicating with an approved Source of Truth. It understands the source-specific API or access method and returns a complete representation of the requested scope.</w:t>
-      </w:r>
-    </w:p>
-    <w:p>
-      <w:pPr>
-        <w:pStyle w:val="Heading2"/>
-      </w:pPr>
-      <w:r>
-        <w:t>Connector Inputs</w:t>
-      </w:r>
-    </w:p>
-    <w:p>
-      <w:pPr>
-        <w:spacing w:after="120" w:line="252" w:lineRule="auto"/>
-      </w:pPr>
-      <w:r>
-        <w:t>Connector receives the registered Source, the requested synchronization scope, and the source-specific configuration needed to communicate with the Source of Truth. Connector shall use the scope AlphaOmega approved and shall not redefine it.</w:t>
-      </w:r>
-    </w:p>
-    <w:p>
-      <w:pPr>
-        <w:pStyle w:val="Heading2"/>
-      </w:pPr>
-      <w:r>
         <w:t>Connector Output</w:t>
       </w:r>
     </w:p>
@@ -1970,51 +1874,49 @@
         <w:pStyle w:val="Heading2"/>
       </w:pPr>
       <w:r>
+        <w:t>Connector Completion</w:t>
+      </w:r>
+    </w:p>
+    <w:p>
+      <w:pPr>
+        <w:spacing w:after="120" w:line="252" w:lineRule="auto"/>
+      </w:pPr>
+      <w:r>
+        <w:t>Connector is complete only when the entire requested scope has been enumerated and the required validation succeeds. Until then, nothing from that Connector execution shall be passed to Translator.</w:t>
+      </w:r>
+    </w:p>
+    <w:p>
+      <w:pPr>
+        <w:pStyle w:val="Heading1"/>
+      </w:pPr>
+      <w:r>
+        <w:t>9. Translator Technical Rules</w:t>
+      </w:r>
+    </w:p>
+    <w:p>
+      <w:pPr>
+        <w:pStyle w:val="Heading2"/>
+      </w:pPr>
+      <w:r>
+        <w:t>Purpose</w:t>
+      </w:r>
+    </w:p>
+    <w:p>
+      <w:pPr>
+        <w:spacing w:after="120" w:line="252" w:lineRule="auto"/>
+      </w:pPr>
+      <w:r>
+        <w:t>Translator converts source-specific Connector output into AlphaOmega's standard synchronization form. This is the boundary after which later synchronization stages no longer need to understand OneDrive, OneNote, SharePoint, GitHub, local-file, or other source-specific structures.</w:t>
+      </w:r>
+    </w:p>
+    <w:p>
+      <w:pPr>
+        <w:pStyle w:val="Heading2"/>
+      </w:pPr>
+      <w:r>
         <w:lastRenderedPageBreak/>
-        <w:t>Connector Completion</w:t>
-      </w:r>
-    </w:p>
-    <w:p>
-      <w:pPr>
-        <w:spacing w:after="120" w:line="252" w:lineRule="auto"/>
-      </w:pPr>
-      <w:r>
-        <w:t>Connector is complete only when the entire requested scope has been enumerated and the required validation succeeds. Until then, nothing from that Connector execution shall be passed to Translator.</w:t>
-      </w:r>
-    </w:p>
-    <w:p>
-      <w:pPr>
-        <w:pStyle w:val="Heading1"/>
-      </w:pPr>
-      <w:r>
-        <w:t>9. Translator Technical Rules</w:t>
-      </w:r>
-    </w:p>
-    <w:p>
-      <w:pPr>
-        <w:pStyle w:val="Heading2"/>
-      </w:pPr>
-      <w:r>
-        <w:t>Purpose</w:t>
-      </w:r>
-    </w:p>
-    <w:p>
-      <w:pPr>
-        <w:spacing w:after="120" w:line="252" w:lineRule="auto"/>
-      </w:pPr>
-      <w:r>
-        <w:t>Translator converts source-specific Connector output into AlphaOmega's standard synchronization form. This is the boundary after which later synchronization stages no longer need to understand OneDrive, OneNote, SharePoint, GitHub, local-file, or other source-specific structures.</w:t>
-      </w:r>
-    </w:p>
-    <w:p>
-      <w:pPr>
-        <w:pStyle w:val="Heading2"/>
-      </w:pPr>
-      <w:proofErr w:type="gramStart"/>
-      <w:r>
         <w:t>Inputs</w:t>
       </w:r>
-      <w:proofErr w:type="gramEnd"/>
     </w:p>
     <w:p>
       <w:pPr>
@@ -2065,15 +1967,7 @@
         <w:spacing w:after="120" w:line="252" w:lineRule="auto"/>
       </w:pPr>
       <w:r>
-        <w:t xml:space="preserve">Translator </w:t>
-      </w:r>
-      <w:proofErr w:type="gramStart"/>
-      <w:r>
-        <w:t>shall</w:t>
-      </w:r>
-      <w:proofErr w:type="gramEnd"/>
-      <w:r>
-        <w:t xml:space="preserve"> produce standardized synchronization records containing the AlphaOmega synchronization fields required by later stages, including source references, standardized metadata, and a standardized object type such as CONTENT or CONTAINER.</w:t>
+        <w:t>Translator shall produce standardized synchronization records containing the AlphaOmega synchronization fields required by later stages, including source references, standardized metadata, and a standardized object type such as CONTENT or CONTAINER.</w:t>
       </w:r>
     </w:p>
     <w:p>
@@ -2218,7 +2112,6 @@
         <w:pStyle w:val="Heading2"/>
       </w:pPr>
       <w:r>
-        <w:lastRenderedPageBreak/>
         <w:t>Finding an Existing Knowledge Object</w:t>
       </w:r>
     </w:p>
@@ -2244,15 +2137,7 @@
         <w:spacing w:after="40"/>
       </w:pPr>
       <w:r>
-        <w:t xml:space="preserve">NEW: </w:t>
-      </w:r>
-      <w:proofErr w:type="gramStart"/>
-      <w:r>
-        <w:t>no</w:t>
-      </w:r>
-      <w:proofErr w:type="gramEnd"/>
-      <w:r>
-        <w:t xml:space="preserve"> Knowledge Object exists for source_id + source_object_id. Extraction is required.</w:t>
+        <w:t>NEW: no Knowledge Object exists for source_id + source_object_id. Extraction is required.</w:t>
       </w:r>
     </w:p>
     <w:p>
@@ -2278,6 +2163,7 @@
         <w:pStyle w:val="Heading2"/>
       </w:pPr>
       <w:r>
+        <w:lastRenderedPageBreak/>
         <w:t>Change-Detection Fields</w:t>
       </w:r>
     </w:p>
@@ -2395,6 +2281,32 @@
     </w:p>
     <w:p>
       <w:pPr>
+        <w:pStyle w:val="Heading2"/>
+      </w:pPr>
+      <w:r>
+        <w:t>Repository Retrieval</w:t>
+      </w:r>
+    </w:p>
+    <w:p>
+      <w:pPr/>
+      <w:r>
+        <w:t>Discovery shall retrieve existing Knowledge Object state in bounded batches grouped by Source. Each batch shall contain no more than 100 source_object_id values unless this limit is deliberately changed through the governing specification.</w:t>
+      </w:r>
+    </w:p>
+    <w:p>
+      <w:pPr/>
+      <w:r>
+        <w:t>Repository retrieval shall request only the fields Discovery needs, including AlphaOmega identity, governed comparison fields, and the stored content hash used by later routing.</w:t>
+      </w:r>
+    </w:p>
+    <w:p>
+      <w:pPr/>
+      <w:r>
+        <w:t>Repository results shall be paginated until complete. Discovery shall handle missing identities and detect duplicate returned identities. A repository or transport failure shall stop Discovery rather than classify unavailable existing records as NEW.</w:t>
+      </w:r>
+    </w:p>
+    <w:p>
+      <w:pPr>
         <w:pStyle w:val="Heading1"/>
       </w:pPr>
       <w:r>
@@ -2414,26 +2326,16 @@
         <w:spacing w:after="120" w:line="252" w:lineRule="auto"/>
       </w:pPr>
       <w:r>
-        <w:t xml:space="preserve">Extraction retrieves and processes source content after Discovery determines extraction is required. It produces </w:t>
-      </w:r>
-      <w:proofErr w:type="gramStart"/>
-      <w:r>
-        <w:t>the standardized</w:t>
-      </w:r>
-      <w:proofErr w:type="gramEnd"/>
-      <w:r>
-        <w:t xml:space="preserve"> content and extraction information Load needs.</w:t>
+        <w:t>Extraction retrieves and processes source content after Discovery determines extraction is required. It produces the standardized content and extraction information Load needs.</w:t>
       </w:r>
     </w:p>
     <w:p>
       <w:pPr>
         <w:pStyle w:val="Heading2"/>
       </w:pPr>
-      <w:proofErr w:type="gramStart"/>
       <w:r>
         <w:t>Inputs</w:t>
       </w:r>
-      <w:proofErr w:type="gramEnd"/>
     </w:p>
     <w:p>
       <w:pPr>
@@ -2485,7 +2387,6 @@
         <w:pStyle w:val="Heading2"/>
       </w:pPr>
       <w:r>
-        <w:lastRenderedPageBreak/>
         <w:t>Extraction Output</w:t>
       </w:r>
     </w:p>
@@ -2539,6 +2440,7 @@
         <w:pStyle w:val="Heading2"/>
       </w:pPr>
       <w:r>
+        <w:lastRenderedPageBreak/>
         <w:t>Standardized Content</w:t>
       </w:r>
     </w:p>
@@ -2661,15 +2563,7 @@
         <w:pStyle w:val="Heading1"/>
       </w:pPr>
       <w:r>
-        <w:t xml:space="preserve">12. </w:t>
-      </w:r>
-      <w:proofErr w:type="gramStart"/>
-      <w:r>
-        <w:t>Load Technical</w:t>
-      </w:r>
-      <w:proofErr w:type="gramEnd"/>
-      <w:r>
-        <w:t xml:space="preserve"> Rules</w:t>
+        <w:t>12. Load Technical Rules</w:t>
       </w:r>
     </w:p>
     <w:p>
@@ -2752,7 +2646,6 @@
         <w:spacing w:after="40"/>
       </w:pPr>
       <w:r>
-        <w:lastRenderedPageBreak/>
         <w:t>Save the required synchronization history or event linked to the operation.</w:t>
       </w:r>
     </w:p>
@@ -2779,6 +2672,7 @@
         <w:pStyle w:val="Heading2"/>
       </w:pPr>
       <w:r>
+        <w:lastRenderedPageBreak/>
         <w:t>Atomic Save</w:t>
       </w:r>
     </w:p>
@@ -2787,23 +2681,7 @@
         <w:spacing w:after="120" w:line="252" w:lineRule="auto"/>
       </w:pPr>
       <w:r>
-        <w:t xml:space="preserve">The Knowledge Object change and its required synchronization history shall commit together in one all-or-nothing database transaction. If any required </w:t>
-      </w:r>
-      <w:proofErr w:type="gramStart"/>
-      <w:r>
-        <w:t>save</w:t>
-      </w:r>
-      <w:proofErr w:type="gramEnd"/>
-      <w:r>
-        <w:t xml:space="preserve"> fails, the transaction shall roll </w:t>
-      </w:r>
-      <w:proofErr w:type="gramStart"/>
-      <w:r>
-        <w:t>back</w:t>
-      </w:r>
-      <w:proofErr w:type="gramEnd"/>
-      <w:r>
-        <w:t xml:space="preserve"> and the failed operation shall not leave a partially saved trusted state.</w:t>
+        <w:t>The Knowledge Object change and its required synchronization history shall commit together in one all-or-nothing database transaction. If any required save fails, the transaction shall roll back and the failed operation shall not leave a partially saved trusted state.</w:t>
       </w:r>
     </w:p>
     <w:p>
@@ -3126,15 +3004,7 @@
           </w:tcPr>
           <w:p>
             <w:r>
-              <w:t xml:space="preserve">Existing Knowledge Object is </w:t>
-            </w:r>
-            <w:proofErr w:type="gramStart"/>
-            <w:r>
-              <w:t>updated</w:t>
-            </w:r>
-            <w:proofErr w:type="gramEnd"/>
-            <w:r>
-              <w:t xml:space="preserve"> and synchronization history is saved.</w:t>
+              <w:t>Existing Knowledge Object is updated and synchronization history is saved.</w:t>
             </w:r>
           </w:p>
         </w:tc>
@@ -3179,15 +3049,7 @@
           </w:tcPr>
           <w:p>
             <w:r>
-              <w:t xml:space="preserve">Discovery remains MODIFIED, but Trusted Knowledge </w:t>
-            </w:r>
-            <w:proofErr w:type="gramStart"/>
-            <w:r>
-              <w:t>is</w:t>
-            </w:r>
-            <w:proofErr w:type="gramEnd"/>
-            <w:r>
-              <w:t xml:space="preserve"> not changed.</w:t>
+              <w:t>Discovery remains MODIFIED, but Trusted Knowledge is not changed.</w:t>
             </w:r>
           </w:p>
         </w:tc>
@@ -3417,15 +3279,7 @@
         <w:spacing w:after="40"/>
       </w:pPr>
       <w:r>
-        <w:t xml:space="preserve">Processing Jobs </w:t>
-      </w:r>
-      <w:proofErr w:type="gramStart"/>
-      <w:r>
-        <w:t>record</w:t>
-      </w:r>
-      <w:proofErr w:type="gramEnd"/>
-      <w:r>
-        <w:t xml:space="preserve"> the general lifecycle of tracked AlphaOmega work.</w:t>
+        <w:t>Processing Jobs record the general lifecycle of tracked AlphaOmega work.</w:t>
       </w:r>
     </w:p>
     <w:p>
@@ -3484,15 +3338,7 @@
         <w:spacing w:after="120" w:line="252" w:lineRule="auto"/>
       </w:pPr>
       <w:r>
-        <w:t xml:space="preserve">Persistent timestamps shall preserve timezone meaning. The selected database technology shall store time in a form that does not lose the intended </w:t>
-      </w:r>
-      <w:proofErr w:type="gramStart"/>
-      <w:r>
-        <w:t>timezone</w:t>
-      </w:r>
-      <w:proofErr w:type="gramEnd"/>
-      <w:r>
-        <w:t xml:space="preserve"> or instant.</w:t>
+        <w:t>Persistent timestamps shall preserve timezone meaning. The selected database technology shall store time in a form that does not lose the intended timezone or instant.</w:t>
       </w:r>
     </w:p>
     <w:p>
@@ -3508,15 +3354,7 @@
         <w:spacing w:after="120" w:line="252" w:lineRule="auto"/>
       </w:pPr>
       <w:r>
-        <w:t xml:space="preserve">Flexible metadata may store source-specific or rarely used attributes that do not justify dedicated fields. Metadata </w:t>
-      </w:r>
-      <w:proofErr w:type="gramStart"/>
-      <w:r>
-        <w:t>shall</w:t>
-      </w:r>
-      <w:proofErr w:type="gramEnd"/>
-      <w:r>
-        <w:t xml:space="preserve"> not be used to avoid proper database design. When an attribute becomes standard, relational, consistently queried, or subject to a database relationship or constraint, it shall move to an appropriate dedicated field or related table.</w:t>
+        <w:t>Flexible metadata may store source-specific or rarely used attributes that do not justify dedicated fields. Metadata shall not be used to avoid proper database design. When an attribute becomes standard, relational, consistently queried, or subject to a database relationship or constraint, it shall move to an appropriate dedicated field or related table.</w:t>
       </w:r>
     </w:p>
     <w:p>
@@ -3580,15 +3418,7 @@
         <w:spacing w:after="120" w:line="252" w:lineRule="auto"/>
       </w:pPr>
       <w:r>
-        <w:t xml:space="preserve">The AlphaOmega Data Dictionary is </w:t>
-      </w:r>
-      <w:proofErr w:type="gramStart"/>
-      <w:r>
-        <w:t>the</w:t>
-      </w:r>
-      <w:proofErr w:type="gramEnd"/>
-      <w:r>
-        <w:t xml:space="preserve"> physical database reference. A contradiction between these Technical Specifications and the Data Dictionary is a documentation defect and shall be corrected. Neither document silently overrides the other.</w:t>
+        <w:t>The AlphaOmega Data Dictionary is the physical database reference. A contradiction between these Technical Specifications and the Data Dictionary is a documentation defect and shall be corrected. Neither document silently overrides the other.</w:t>
       </w:r>
     </w:p>
     <w:p>
@@ -3685,15 +3515,7 @@
         <w:spacing w:after="120" w:line="252" w:lineRule="auto"/>
       </w:pPr>
       <w:r>
-        <w:t xml:space="preserve">AlphaOmega shall use valid cached authentication or silent renewal when possible. If interactive authentication is required before the operation is reserved, AlphaOmega shall return an interactive-authentication-required result. The operation has not started, so no failed Processing Job </w:t>
-      </w:r>
-      <w:proofErr w:type="gramStart"/>
-      <w:r>
-        <w:t>shall</w:t>
-      </w:r>
-      <w:proofErr w:type="gramEnd"/>
-      <w:r>
-        <w:t xml:space="preserve"> be created.</w:t>
+        <w:t>AlphaOmega shall use valid cached authentication or silent renewal when possible. If interactive authentication is required before the operation is reserved, AlphaOmega shall return an interactive-authentication-required result. The operation has not started, so no failed Processing Job shall be created.</w:t>
       </w:r>
     </w:p>
     <w:p>
@@ -3725,15 +3547,7 @@
         <w:spacing w:after="120" w:line="252" w:lineRule="auto"/>
       </w:pPr>
       <w:r>
-        <w:t xml:space="preserve">Authentication code and Connectors may report that human authentication is required, but they </w:t>
-      </w:r>
-      <w:proofErr w:type="gramStart"/>
-      <w:r>
-        <w:t>shall</w:t>
-      </w:r>
-      <w:proofErr w:type="gramEnd"/>
-      <w:r>
-        <w:t xml:space="preserve"> not control how that condition is presented to the user. The requesting user interface owns presentation.</w:t>
+        <w:t>Authentication code and Connectors may report that human authentication is required, but they shall not control how that condition is presented to the user. The requesting user interface owns presentation.</w:t>
       </w:r>
     </w:p>
     <w:p>
@@ -3774,15 +3588,7 @@
         <w:spacing w:after="120" w:line="252" w:lineRule="auto"/>
       </w:pPr>
       <w:r>
-        <w:t xml:space="preserve">Authorization shall be enforced as close to the protected resource as practical. Application checks may add protection but </w:t>
-      </w:r>
-      <w:proofErr w:type="gramStart"/>
-      <w:r>
-        <w:t>shall</w:t>
-      </w:r>
-      <w:proofErr w:type="gramEnd"/>
-      <w:r>
-        <w:t xml:space="preserve"> not silently replace database or service controls that can reliably enforce the same rule.</w:t>
+        <w:t>Authorization shall be enforced as close to the protected resource as practical. Application checks may add protection but shall not silently replace database or service controls that can reliably enforce the same rule.</w:t>
       </w:r>
     </w:p>
     <w:p>
@@ -3918,15 +3724,7 @@
         <w:spacing w:after="120" w:line="252" w:lineRule="auto"/>
       </w:pPr>
       <w:r>
-        <w:t xml:space="preserve">All Source Container Catalog changes produced by one validated complete observation shall </w:t>
-      </w:r>
-      <w:proofErr w:type="gramStart"/>
-      <w:r>
-        <w:t>commit</w:t>
-      </w:r>
-      <w:proofErr w:type="gramEnd"/>
-      <w:r>
-        <w:t xml:space="preserve"> together. If the database update fails, none of the changes from that Refresh shall become the saved catalog state.</w:t>
+        <w:t>All Source Container Catalog changes produced by one validated complete observation shall commit together. If the database update fails, none of the changes from that Refresh shall become the saved catalog state.</w:t>
       </w:r>
     </w:p>
     <w:p>
@@ -3950,8 +3748,85 @@
         <w:pStyle w:val="Heading1"/>
       </w:pPr>
       <w:r>
-        <w:lastRenderedPageBreak/>
-        <w:t>19. Technical Invariants</w:t>
+        <w:t>19. Production Application and Launch Rules</w:t>
+      </w:r>
+    </w:p>
+    <w:p>
+      <w:pPr>
+        <w:pStyle w:val="Heading2"/>
+      </w:pPr>
+      <w:r>
+        <w:t>Interaction Boundary</w:t>
+      </w:r>
+    </w:p>
+    <w:p>
+      <w:pPr/>
+      <w:r>
+        <w:t>Replaceable user interfaces shall consume a UI-independent interaction service. The interaction service may list enabled Sources, browse persisted Source Container hierarchy, identify selectable scope, construct a SynchronizationRequest, invoke the production application service, and return an application-facing operational result.</w:t>
+      </w:r>
+    </w:p>
+    <w:p>
+      <w:pPr>
+        <w:pStyle w:val="Heading2"/>
+      </w:pPr>
+      <w:r>
+        <w:t>Runtime Composition</w:t>
+      </w:r>
+    </w:p>
+    <w:p>
+      <w:pPr/>
+      <w:r>
+        <w:t>One production composition root shall assemble configuration, database access, repositories, source adapters, synchronization services, SynchronizationOrchestrator, browsing, interaction, and presentation adapters. Presentation-specific dependencies shall remain above the interaction-service boundary.</w:t>
+      </w:r>
+    </w:p>
+    <w:p>
+      <w:pPr>
+        <w:pStyle w:val="Heading2"/>
+      </w:pPr>
+      <w:r>
+        <w:t>Configuration Resolution</w:t>
+      </w:r>
+    </w:p>
+    <w:p>
+      <w:pPr/>
+      <w:r>
+        <w:t>Startup shall discover the application environment from the running application, resolve config/.env relative to that environment, and allow an explicit configuration override. Startup shall fail clearly if the environment or configuration cannot be located. Production startup shall not assume one fixed installation directory.</w:t>
+      </w:r>
+    </w:p>
+    <w:p>
+      <w:pPr>
+        <w:pStyle w:val="Heading2"/>
+      </w:pPr>
+      <w:r>
+        <w:t>Launch Equivalence</w:t>
+      </w:r>
+    </w:p>
+    <w:p>
+      <w:pPr/>
+      <w:r>
+        <w:t>Python, packaged executable, and desktop-shortcut launch paths shall construct the same production application capability and preserve the same security, configuration, synchronization, and result contracts.</w:t>
+      </w:r>
+    </w:p>
+    <w:p>
+      <w:pPr>
+        <w:pStyle w:val="Heading2"/>
+      </w:pPr>
+      <w:r>
+        <w:t>Operational Result Boundary</w:t>
+      </w:r>
+    </w:p>
+    <w:p>
+      <w:pPr/>
+      <w:r>
+        <w:t>Application-facing results shall contain only stable operational information required by the caller. Internal stage sections, cross-stage associations, repository objects, Connector output, and other pipeline implementation objects shall not cross the presentation boundary.</w:t>
+      </w:r>
+    </w:p>
+    <w:p>
+      <w:pPr>
+        <w:pStyle w:val="Heading1"/>
+      </w:pPr>
+      <w:r>
+        <w:t>20. Technical Invariants</w:t>
       </w:r>
     </w:p>
     <w:p>
@@ -4179,6 +4054,38 @@
     </w:p>
     <w:p>
       <w:pPr>
+        <w:pStyle w:val="ListBullet"/>
+      </w:pPr>
+      <w:r>
+        <w:t>Discovery repository retrieval is bounded, paginated, and fail-closed.</w:t>
+      </w:r>
+    </w:p>
+    <w:p>
+      <w:pPr>
+        <w:pStyle w:val="ListBullet"/>
+      </w:pPr>
+      <w:r>
+        <w:t>The production composition root is independent of presentation technology.</w:t>
+      </w:r>
+    </w:p>
+    <w:p>
+      <w:pPr>
+        <w:pStyle w:val="ListBullet"/>
+      </w:pPr>
+      <w:r>
+        <w:t>Configuration discovery remains portable across installation locations.</w:t>
+      </w:r>
+    </w:p>
+    <w:p>
+      <w:pPr>
+        <w:pStyle w:val="ListBullet"/>
+      </w:pPr>
+      <w:r>
+        <w:t>Supported launch paths preserve the same production contracts.</w:t>
+      </w:r>
+    </w:p>
+    <w:p>
+      <w:pPr>
         <w:pStyle w:val="Heading1"/>
       </w:pPr>
       <w:r>
@@ -4190,11 +4097,7 @@
         <w:spacing w:after="120" w:line="252" w:lineRule="auto"/>
       </w:pPr>
       <w:r>
-        <w:t xml:space="preserve">The AlphaOmega Architectural Standards define what AlphaOmega is, its boundaries, and the principles governing its design. These Technical Specifications define the required technical behavior that follows from that architecture. The AlphaOmega Implementation Guide maps these requirements to the actual code, database technology, authentication mechanisms, configuration, and other implementation details. The </w:t>
-      </w:r>
-      <w:r>
-        <w:lastRenderedPageBreak/>
-        <w:t>AlphaOmega Data Dictionary defines the exact physical database schema. Lab Journals and Validation Records preserve development history, implementation progress, defects, tests, and evidence.</w:t>
+        <w:t>The AlphaOmega Architectural Standards define what AlphaOmega is, its boundaries, and the principles governing its design. These Technical Specifications define the required technical behavior that follows from that architecture. The AlphaOmega Implementation Guide maps these requirements to the actual code, database technology, authentication mechanisms, configuration, and other implementation details. The AlphaOmega Data Dictionary defines the exact physical database schema.</w:t>
       </w:r>
     </w:p>
     <w:p>
@@ -4203,344 +4106,6 @@
       </w:pPr>
       <w:r>
         <w:t>If these Technical Specifications conflict with the Architectural Standards, the conflict shall be resolved deliberately rather than silently choosing one document. If the Implementation Guide or Data Dictionary does not match an approved Technical Specification, the mismatch shall be recorded and corrected through the appropriate implementation or documentation change.</w:t>
-      </w:r>
-    </w:p>
-    <w:p>
-      <w:pPr>
-        <w:pStyle w:val="Heading1"/>
-      </w:pPr>
-      <w:r>
-        <w:t>Appendix B. Rewrite and Comment Resolution</w:t>
-      </w:r>
-    </w:p>
-    <w:p>
-      <w:pPr>
-        <w:spacing w:after="120" w:line="252" w:lineRule="auto"/>
-      </w:pPr>
-      <w:r>
-        <w:t>This revision applies the documentation standard established by the AlphaOmega Architectural Standards. The source Technical Specifications and reviewer comments were used as the basis for the rewrite. The rewrite preserves the supplied technical rules while removing development-history language and correcting terminology, organization, and clarity.</w:t>
-      </w:r>
-    </w:p>
-    <w:tbl>
-      <w:tblPr>
-        <w:tblStyle w:val="TableGrid"/>
-        <w:tblW w:w="0" w:type="auto"/>
-        <w:jc w:val="center"/>
-        <w:tblLook w:val="04A0" w:firstRow="1" w:lastRow="0" w:firstColumn="1" w:lastColumn="0" w:noHBand="0" w:noVBand="1"/>
-      </w:tblPr>
-      <w:tblGrid>
-        <w:gridCol w:w="3312"/>
-        <w:gridCol w:w="3312"/>
-        <w:gridCol w:w="3312"/>
-      </w:tblGrid>
-      <w:tr>
-        <w:trPr>
-          <w:jc w:val="center"/>
-        </w:trPr>
-        <w:tc>
-          <w:tcPr>
-            <w:tcW w:w="3312" w:type="dxa"/>
-          </w:tcPr>
-          <w:p>
-            <w:r>
-              <w:t>Reviewer Concern</w:t>
-            </w:r>
-          </w:p>
-        </w:tc>
-        <w:tc>
-          <w:tcPr>
-            <w:tcW w:w="3312" w:type="dxa"/>
-          </w:tcPr>
-          <w:p>
-            <w:r>
-              <w:t>Resolution</w:t>
-            </w:r>
-          </w:p>
-        </w:tc>
-        <w:tc>
-          <w:tcPr>
-            <w:tcW w:w="3312" w:type="dxa"/>
-          </w:tcPr>
-          <w:p>
-            <w:r>
-              <w:t>Where Applied</w:t>
-            </w:r>
-          </w:p>
-        </w:tc>
-      </w:tr>
-      <w:tr>
-        <w:trPr>
-          <w:jc w:val="center"/>
-        </w:trPr>
-        <w:tc>
-          <w:tcPr>
-            <w:tcW w:w="3312" w:type="dxa"/>
-          </w:tcPr>
-          <w:p>
-            <w:r>
-              <w:t>Document must contain AlphaOmega technical specifications, not only pipeline specifications.</w:t>
-            </w:r>
-          </w:p>
-        </w:tc>
-        <w:tc>
-          <w:tcPr>
-            <w:tcW w:w="3312" w:type="dxa"/>
-          </w:tcPr>
-          <w:p>
-            <w:r>
-              <w:t>Document purpose broadened to AlphaOmega technical behavior. Existing supplied requirements are retained as the currently defined technical areas; additional AlphaOmega functions can be added as their specifications are approved.</w:t>
-            </w:r>
-          </w:p>
-        </w:tc>
-        <w:tc>
-          <w:tcPr>
-            <w:tcW w:w="3312" w:type="dxa"/>
-          </w:tcPr>
-          <w:p>
-            <w:r>
-              <w:t>Document Purpose and entire chapter structure</w:t>
-            </w:r>
-          </w:p>
-        </w:tc>
-      </w:tr>
-      <w:tr>
-        <w:trPr>
-          <w:jc w:val="center"/>
-        </w:trPr>
-        <w:tc>
-          <w:tcPr>
-            <w:tcW w:w="3312" w:type="dxa"/>
-          </w:tcPr>
-          <w:p>
-            <w:r>
-              <w:t>Remove Lab and implementation-status language.</w:t>
-            </w:r>
-          </w:p>
-        </w:tc>
-        <w:tc>
-          <w:tcPr>
-            <w:tcW w:w="3312" w:type="dxa"/>
-          </w:tcPr>
-          <w:p>
-            <w:r>
-              <w:t>Removed Lab numbers, APPROVED / NOT IMPLEMENTED labels, current/validated status language, and implementation-history sections from normative requirements.</w:t>
-            </w:r>
-          </w:p>
-        </w:tc>
-        <w:tc>
-          <w:tcPr>
-            <w:tcW w:w="3312" w:type="dxa"/>
-          </w:tcPr>
-          <w:p>
-            <w:r>
-              <w:t>Throughout</w:t>
-            </w:r>
-          </w:p>
-        </w:tc>
-      </w:tr>
-      <w:tr>
-        <w:trPr>
-          <w:jc w:val="center"/>
-        </w:trPr>
-        <w:tc>
-          <w:tcPr>
-            <w:tcW w:w="3312" w:type="dxa"/>
-          </w:tcPr>
-          <w:p>
-            <w:r>
-              <w:t>Use the same language across the core AlphaOmega documents.</w:t>
-            </w:r>
-          </w:p>
-        </w:tc>
-        <w:tc>
-          <w:tcPr>
-            <w:tcW w:w="3312" w:type="dxa"/>
-          </w:tcPr>
-          <w:p>
-            <w:r>
-              <w:t>Aligned terminology with the Architectural Standards: AlphaOmega is the trusted knowledge repository; the database and synchronization functions are parts of AlphaOmega; Source of Truth, Source Container, Knowledge Object, Processing Job, and Synchronization Orchestrator are used consistently.</w:t>
-            </w:r>
-          </w:p>
-        </w:tc>
-        <w:tc>
-          <w:tcPr>
-            <w:tcW w:w="3312" w:type="dxa"/>
-          </w:tcPr>
-          <w:p>
-            <w:r>
-              <w:t>Throughout</w:t>
-            </w:r>
-          </w:p>
-        </w:tc>
-      </w:tr>
-      <w:tr>
-        <w:trPr>
-          <w:jc w:val="center"/>
-        </w:trPr>
-        <w:tc>
-          <w:tcPr>
-            <w:tcW w:w="3312" w:type="dxa"/>
-          </w:tcPr>
-          <w:p>
-            <w:r>
-              <w:t>Do not describe AlphaOmega as a separate entity from its own interface/components.</w:t>
-            </w:r>
-          </w:p>
-        </w:tc>
-        <w:tc>
-          <w:tcPr>
-            <w:tcW w:w="3312" w:type="dxa"/>
-          </w:tcPr>
-          <w:p>
-            <w:r>
-              <w:t>Reframed request handling as AlphaOmega responsibilities and named internal components only when their specific responsibility matters.</w:t>
-            </w:r>
-          </w:p>
-        </w:tc>
-        <w:tc>
-          <w:tcPr>
-            <w:tcW w:w="3312" w:type="dxa"/>
-          </w:tcPr>
-          <w:p>
-            <w:r>
-              <w:t>Chapters 2-6</w:t>
-            </w:r>
-          </w:p>
-        </w:tc>
-      </w:tr>
-      <w:tr>
-        <w:trPr>
-          <w:jc w:val="center"/>
-        </w:trPr>
-        <w:tc>
-          <w:tcPr>
-            <w:tcW w:w="3312" w:type="dxa"/>
-          </w:tcPr>
-          <w:p>
-            <w:r>
-              <w:t>Request identity language was difficult to understand.</w:t>
-            </w:r>
-          </w:p>
-        </w:tc>
-        <w:tc>
-          <w:tcPr>
-            <w:tcW w:w="3312" w:type="dxa"/>
-          </w:tcPr>
-          <w:p>
-            <w:r>
-              <w:t>Rewritten in plain language and separated AlphaOmega request IDs from display names, paths, and Source-of-Truth IDs.</w:t>
-            </w:r>
-          </w:p>
-        </w:tc>
-        <w:tc>
-          <w:tcPr>
-            <w:tcW w:w="3312" w:type="dxa"/>
-          </w:tcPr>
-          <w:p>
-            <w:r>
-              <w:t>Chapter 3</w:t>
-            </w:r>
-          </w:p>
-        </w:tc>
-      </w:tr>
-      <w:tr>
-        <w:trPr>
-          <w:jc w:val="center"/>
-        </w:trPr>
-        <w:tc>
-          <w:tcPr>
-            <w:tcW w:w="3312" w:type="dxa"/>
-          </w:tcPr>
-          <w:p>
-            <w:r>
-              <w:t>Request Rejection heading/rule was confusing.</w:t>
-            </w:r>
-          </w:p>
-        </w:tc>
-        <w:tc>
-          <w:tcPr>
-            <w:tcW w:w="3312" w:type="dxa"/>
-          </w:tcPr>
-          <w:p>
-            <w:r>
-              <w:t xml:space="preserve">Retitled and explained as reasons a request may be rejected before </w:t>
-            </w:r>
-            <w:r>
-              <w:lastRenderedPageBreak/>
-              <w:t>a job starts.</w:t>
-            </w:r>
-          </w:p>
-        </w:tc>
-        <w:tc>
-          <w:tcPr>
-            <w:tcW w:w="3312" w:type="dxa"/>
-          </w:tcPr>
-          <w:p>
-            <w:r>
-              <w:lastRenderedPageBreak/>
-              <w:t>Chapter 3</w:t>
-            </w:r>
-          </w:p>
-        </w:tc>
-      </w:tr>
-      <w:tr>
-        <w:trPr>
-          <w:jc w:val="center"/>
-        </w:trPr>
-        <w:tc>
-          <w:tcPr>
-            <w:tcW w:w="3312" w:type="dxa"/>
-          </w:tcPr>
-          <w:p>
-            <w:r>
-              <w:t>Explain why rejected requests do not create failed Processing Jobs and define Processing Job first.</w:t>
-            </w:r>
-          </w:p>
-        </w:tc>
-        <w:tc>
-          <w:tcPr>
-            <w:tcW w:w="3312" w:type="dxa"/>
-          </w:tcPr>
-          <w:p>
-            <w:r>
-              <w:t>Processing Job is defined before synchronization request rules. The reason is explicit: no failed job exists when no job was started.</w:t>
-            </w:r>
-          </w:p>
-        </w:tc>
-        <w:tc>
-          <w:tcPr>
-            <w:tcW w:w="3312" w:type="dxa"/>
-          </w:tcPr>
-          <w:p>
-            <w:r>
-              <w:t>Chapter 2</w:t>
-            </w:r>
-          </w:p>
-        </w:tc>
-      </w:tr>
-    </w:tbl>
-    <w:p>
-      <w:pPr>
-        <w:pStyle w:val="Heading1"/>
-      </w:pPr>
-      <w:r>
-        <w:t>Appendix C. Version-Control Summary</w:t>
-      </w:r>
-    </w:p>
-    <w:p>
-      <w:pPr>
-        <w:spacing w:after="120" w:line="252" w:lineRule="auto"/>
-      </w:pPr>
-      <w:r>
-        <w:t>The prior Technical Specifications were reorganized and rewritten for clarity without intentionally removing the supplied technical requirements. Development status and Lab history were removed from the normative document because those records belong in the Implementation Guide, Lab Journals, and Validation Records. Repeated stage material was consolidated where the same rule appeared more than once. Terms that treated AlphaOmega and the trusted knowledge repository as separate entities were corrected. Mechanical wording defects from the earlier plain-language conversion were removed.</w:t>
-      </w:r>
-    </w:p>
-    <w:p>
-      <w:pPr>
-        <w:spacing w:after="120" w:line="252" w:lineRule="auto"/>
-      </w:pPr>
-      <w:r>
-        <w:t>Version-Control Verification: The previous source Technical Specifications and reviewer comments were compared against this rewrite. The supplied substantive technical rules were preserved, reorganized, clarified, or moved to the appropriate technical section. Development-history and implementation-status material was removed from the normative specification by design.</w:t>
       </w:r>
     </w:p>
     <w:sectPr>
@@ -4589,7 +4154,6 @@
         <w:docPartUnique/>
       </w:docPartObj>
     </w:sdtPr>
-    <w:sdtEndPr/>
     <w:sdtContent>
       <w:sdt>
         <w:sdtPr>
@@ -4599,7 +4163,6 @@
             <w:docPartUnique/>
           </w:docPartObj>
         </w:sdtPr>
-        <w:sdtEndPr/>
         <w:sdtContent>
           <w:p>
             <w:pPr>
